--- a/第一週(09-10)/自動駕駛原理_第一週_上課講稿.docx
+++ b/第一週(09-10)/自動駕駛原理_第一週_上課講稿.docx
@@ -965,7 +965,7 @@
           <w:sz w:val="24"/>
           <w:szCs w:val="24"/>
         </w:rPr>
-        <w:t xml:space="preserve">為什麼實作最重、考試最輕？因為考試有一半考的是語言。把模擬器跑起來、把場景分析出來，不需要通過中文這一關，比較能反映各位真的懂不懂。考題會中英對照，選項盡量用圖。</w:t>
+        <w:t xml:space="preserve">為什麼實作最重、考試最輕？因為考試有一半考的是語言。把模擬器跑起來、把場景分析出來，不需要通過中文這一關，比較能反映各位真的懂不懂。考題以越南文為主、附中文對照，選項盡量用圖。</w:t>
       </w:r>
     </w:p>
     <w:p>
